--- a/interview-questions-working.docx
+++ b/interview-questions-working.docx
@@ -1756,6 +1756,171 @@
       </w:pPr>
       <w:r>
         <w:t>????? Java ? Python ??????????????????????? Token??????????????? TraceId ??????AI ??????? LangGraph ??? Agent?Milvus ?????RAG ???????????????? AI ?????????? AI ?????</w:t>
+      </w:r>
+    </w:p>
+    <w:p>
+      <w:r>
+        <w:br w:type="page"/>
+      </w:r>
+    </w:p>
+    <w:p>
+      <w:pPr>
+        <w:pStyle w:val="DeployTitle"/>
+      </w:pPr>
+      <w:r>
+        <w:t>??2026 ???????????</w:t>
+      </w:r>
+    </w:p>
+    <w:p>
+      <w:pPr>
+        <w:pStyle w:val="DeployBody"/>
+      </w:pPr>
+      <w:r>
+        <w:t>??????????????? Ubuntu ????????????????????????????????????????????????????</w:t>
+      </w:r>
+    </w:p>
+    <w:p>
+      <w:pPr>
+        <w:pStyle w:val="DeployQuestion"/>
+      </w:pPr>
+      <w:r>
+        <w:t>1. Nginx ????????????????</w:t>
+      </w:r>
+    </w:p>
+    <w:p>
+      <w:pPr>
+        <w:pStyle w:val="DeployBody"/>
+      </w:pPr>
+      <w:r>
+        <w:t>Nginx ?????????????? 80 ???Nginx ? / ??? Next.js 127.0.0.1:3000?? /api/ ??? Spring Boot 127.0.0.1:8080??????????? /api?????? Cookie ????? Java?Python?MySQL?Redis ?????????</w:t>
+      </w:r>
+    </w:p>
+    <w:p>
+      <w:pPr>
+        <w:pStyle w:val="DeployQuestion"/>
+      </w:pPr>
+      <w:r>
+        <w:t>2. systemd ?? nohup ??????</w:t>
+      </w:r>
+    </w:p>
+    <w:p>
+      <w:pPr>
+        <w:pStyle w:val="DeployBody"/>
+      </w:pPr>
+      <w:r>
+        <w:t>nohup ?????????????????????????????????????? love-travel-front?love-travel-server?love-travel-ai ?? systemd ????????????????? journalctl ???????</w:t>
+      </w:r>
+    </w:p>
+    <w:p>
+      <w:pPr>
+        <w:pStyle w:val="DeployQuestion"/>
+      </w:pPr>
+      <w:r>
+        <w:t>3. ??????????????</w:t>
+      </w:r>
+    </w:p>
+    <w:p>
+      <w:pPr>
+        <w:pStyle w:val="DeployBody"/>
+      </w:pPr>
+      <w:r>
+        <w:t>????????? Access denied for user root???????? DB_USERNAME?? Spring Boot ???? MYSQL_USERNAME?OSS ? DashScope ????????????? grep application.yml????? Python Settings????????? MYSQL_*?ALIYUN_OSS_*?ALIYUN_DASHSCOPE_API_KEY???????????</w:t>
+      </w:r>
+    </w:p>
+    <w:p>
+      <w:pPr>
+        <w:pStyle w:val="DeployQuestion"/>
+      </w:pPr>
+      <w:r>
+        <w:t>4. Redis ???????????????</w:t>
+      </w:r>
+    </w:p>
+    <w:p>
+      <w:pPr>
+        <w:pStyle w:val="DeployBody"/>
+      </w:pPr>
+      <w:r>
+        <w:t>Redis ??? 127.0.0.1??? protected-mode???? requirepass???? 6379 ???????????? Session?AI ?????AI ????????????????????????????????</w:t>
+      </w:r>
+    </w:p>
+    <w:p>
+      <w:pPr>
+        <w:pStyle w:val="DeployQuestion"/>
+      </w:pPr>
+      <w:r>
+        <w:t>5. ???? GeoJSON ??????????</w:t>
+      </w:r>
+    </w:p>
+    <w:p>
+      <w:pPr>
+        <w:pStyle w:val="DeployBody"/>
+      </w:pPr>
+      <w:r>
+        <w:t>???????????? DataV GeoJSON??????????????????????? apps/front/public/geojson/bound??? /geojson/bound/100000_full.json ??????????????????????????????????????????</w:t>
+      </w:r>
+    </w:p>
+    <w:p>
+      <w:pPr>
+        <w:pStyle w:val="DeployQuestion"/>
+      </w:pPr>
+      <w:r>
+        <w:t>6. Java ??????? AI ???????</w:t>
+      </w:r>
+    </w:p>
+    <w:p>
+      <w:pPr>
+        <w:pStyle w:val="DeployBody"/>
+      </w:pPr>
+      <w:r>
+        <w:t>??????? Python AI ??????? Spring Boot?Java ???????????Day ???AI ???????????? FastAPI??? SSE ????????? Python AI ????? 127.0.0.1????????????????????</w:t>
+      </w:r>
+    </w:p>
+    <w:p>
+      <w:pPr>
+        <w:pStyle w:val="DeployQuestion"/>
+      </w:pPr>
+      <w:r>
+        <w:t>7. OSS ?????????????</w:t>
+      </w:r>
+    </w:p>
+    <w:p>
+      <w:pPr>
+        <w:pStyle w:val="DeployBody"/>
+      </w:pPr>
+      <w:r>
+        <w:t>????? Java ????????????? AccessKey ????? OSS??????? AccessKey????? imageUrl ? ossObjectKey?????????? OSS ????????????????????????????</w:t>
+      </w:r>
+    </w:p>
+    <w:p>
+      <w:pPr>
+        <w:pStyle w:val="DeployQuestion"/>
+      </w:pPr>
+      <w:r>
+        <w:t>8. ???????????</w:t>
+      </w:r>
+    </w:p>
+    <w:p>
+      <w:pPr>
+        <w:pStyle w:val="DeployBody"/>
+      </w:pPr>
+      <w:r>
+        <w:t>??????????????? GitHub Desktop ??? Push???? git pull ?????????? npm build ? mvn package????? systemctl restart ????????? journalctl ?????????????????????????????????</w:t>
+      </w:r>
+    </w:p>
+    <w:p>
+      <w:pPr>
+        <w:pStyle w:val="DeployQuestion"/>
+      </w:pPr>
+      <w:r>
+        <w:t>9. ?????????</w:t>
+      </w:r>
+    </w:p>
+    <w:p>
+      <w:pPr>
+        <w:pStyle w:val="DeployBody"/>
+      </w:pPr>
+      <w:r>
+        <w:t>MySQL ???Redis ???OSS AccessKey?DashScope API Key ???????????????? GitHub????????????????????????????? Key?????? Key????????????</w:t>
       </w:r>
     </w:p>
     <w:sectPr>
@@ -13817,6 +13982,33 @@
         <w:shd w:val="clear" w:color="auto" w:fill="FBCAA2" w:themeFill="accent6" w:themeFillTint="7F"/>
       </w:tcPr>
     </w:tblStylePr>
+  </w:style>
+  <w:style w:type="paragraph" w:customStyle="1" w:styleId="DeployTitle">
+    <w:name w:val="DeployTitle"/>
+    <w:rPr>
+      <w:rFonts w:ascii="Microsoft YaHei" w:hAnsi="Microsoft YaHei"/>
+      <w:b/>
+      <w:color w:val="1F4E79"/>
+      <w:sz w:val="36"/>
+    </w:rPr>
+  </w:style>
+  <w:style w:type="paragraph" w:customStyle="1" w:styleId="DeployQuestion">
+    <w:name w:val="DeployQuestion"/>
+    <w:rPr>
+      <w:rFonts w:ascii="Microsoft YaHei" w:hAnsi="Microsoft YaHei"/>
+      <w:b/>
+      <w:color w:val="2F544B"/>
+      <w:sz w:val="26"/>
+    </w:rPr>
+  </w:style>
+  <w:style w:type="paragraph" w:customStyle="1" w:styleId="DeployBody">
+    <w:name w:val="DeployBody"/>
+    <w:rPr>
+      <w:rFonts w:ascii="Microsoft YaHei" w:hAnsi="Microsoft YaHei"/>
+      <w:b w:val="0"/>
+      <w:color w:val="222222"/>
+      <w:sz w:val="21"/>
+    </w:rPr>
   </w:style>
 </w:styles>
 </file>
